--- a/public/data/DE_KTGK/12.docx
+++ b/public/data/DE_KTGK/12.docx
@@ -36,8 +36,18 @@
             </w:tcMar>
           </w:tcPr>
           <w:p>
+            <w:r/>
             <w:r>
-              <w:t>Yêu cầu đề bài: Viết chương trình nhập vào số n (kiểu số nguyên: int). Kiểm tra nếu n % 3 != 0 thì điều khiển nhập lại cho đến n % 3 == 0 thì xuất “DA NHAP SO CHIA HET CHO 3”.</w:t>
+              <w:rPr>
+                <w:b/>
+              </w:rPr>
+              <w:t xml:space="preserve">Yêu cầu đề bài: </w:t>
+            </w:r>
+            <w:r>
+              <w:rPr>
+                <w:b w:val="0"/>
+              </w:rPr>
+              <w:t>Viết chương trình yêu cầu nhập vào một số nguyên chia hết cho 3 n từ bàn phím (kiểu int). Nếu người dùng nhập số không chia hết cho 3 thì phải yêu cầu nhập lại liên tục cho đến khi nhận được một số chia hết cho 3 thì dừng và in ra màn hình: DA NHAP SO CHIA HET CHO 3.</w:t>
             </w:r>
           </w:p>
         </w:tc>

--- a/public/data/DE_KTGK/12.docx
+++ b/public/data/DE_KTGK/12.docx
@@ -5,9 +5,111 @@
     <w:p>
       <w:pPr>
         <w:spacing w:before="240" w:after="80"/>
+        <w:rPr>
+          <w:rFonts w:ascii="Segoe UI Emoji" w:hAnsi="Segoe UI Emoji" w:cs="Segoe UI Emoji"/>
+          <w:b/>
+          <w:color w:val="1F4E79"/>
+          <w:sz w:val="24"/>
+        </w:rPr>
       </w:pPr>
       <w:r>
-        <w:t>📌 ĐỀ SỐ 12: NHẬP SỐ CHIA HẾT CHO 3</w:t>
+        <w:rPr>
+          <w:rFonts w:ascii="Segoe UI Emoji" w:hAnsi="Segoe UI Emoji" w:cs="Segoe UI Emoji"/>
+          <w:b/>
+          <w:color w:val="1F4E79"/>
+          <w:sz w:val="24"/>
+        </w:rPr>
+        <w:t xml:space="preserve">📌 </w:t>
+      </w:r>
+      <w:r>
+        <w:rPr>
+          <w:rFonts w:ascii="Calibri" w:hAnsi="Calibri" w:cs="Calibri"/>
+          <w:b/>
+          <w:color w:val="1F4E79"/>
+          <w:sz w:val="24"/>
+        </w:rPr>
+        <w:t>ĐỀ</w:t>
+      </w:r>
+      <w:r>
+        <w:rPr>
+          <w:rFonts w:ascii="Segoe UI Emoji" w:hAnsi="Segoe UI Emoji" w:cs="Segoe UI Emoji"/>
+          <w:b/>
+          <w:color w:val="1F4E79"/>
+          <w:sz w:val="24"/>
+        </w:rPr>
+        <w:t xml:space="preserve"> S</w:t>
+      </w:r>
+      <w:r>
+        <w:rPr>
+          <w:rFonts w:ascii="Calibri" w:hAnsi="Calibri" w:cs="Calibri"/>
+          <w:b/>
+          <w:color w:val="1F4E79"/>
+          <w:sz w:val="24"/>
+        </w:rPr>
+        <w:t>Ố</w:t>
+      </w:r>
+      <w:r>
+        <w:rPr>
+          <w:rFonts w:ascii="Segoe UI Emoji" w:hAnsi="Segoe UI Emoji" w:cs="Segoe UI Emoji"/>
+          <w:b/>
+          <w:color w:val="1F4E79"/>
+          <w:sz w:val="24"/>
+        </w:rPr>
+        <w:t xml:space="preserve"> 12: NH</w:t>
+      </w:r>
+      <w:r>
+        <w:rPr>
+          <w:rFonts w:ascii="Calibri" w:hAnsi="Calibri" w:cs="Calibri"/>
+          <w:b/>
+          <w:color w:val="1F4E79"/>
+          <w:sz w:val="24"/>
+        </w:rPr>
+        <w:t>Ậ</w:t>
+      </w:r>
+      <w:r>
+        <w:rPr>
+          <w:rFonts w:ascii="Segoe UI Emoji" w:hAnsi="Segoe UI Emoji" w:cs="Segoe UI Emoji"/>
+          <w:b/>
+          <w:color w:val="1F4E79"/>
+          <w:sz w:val="24"/>
+        </w:rPr>
+        <w:t>P S</w:t>
+      </w:r>
+      <w:r>
+        <w:rPr>
+          <w:rFonts w:ascii="Calibri" w:hAnsi="Calibri" w:cs="Calibri"/>
+          <w:b/>
+          <w:color w:val="1F4E79"/>
+          <w:sz w:val="24"/>
+        </w:rPr>
+        <w:t>Ố</w:t>
+      </w:r>
+      <w:r>
+        <w:rPr>
+          <w:rFonts w:ascii="Segoe UI Emoji" w:hAnsi="Segoe UI Emoji" w:cs="Segoe UI Emoji"/>
+          <w:b/>
+          <w:color w:val="1F4E79"/>
+          <w:sz w:val="24"/>
+        </w:rPr>
+        <w:t xml:space="preserve"> CHIA H</w:t>
+      </w:r>
+      <w:r>
+        <w:rPr>
+          <w:rFonts w:ascii="Calibri" w:hAnsi="Calibri" w:cs="Calibri"/>
+          <w:b/>
+          <w:color w:val="1F4E79"/>
+          <w:sz w:val="24"/>
+        </w:rPr>
+        <w:t>Ế</w:t>
+      </w:r>
+      <w:r>
+        <w:rPr>
+          <w:rFonts w:ascii="Segoe UI Emoji" w:hAnsi="Segoe UI Emoji" w:cs="Segoe UI Emoji"/>
+          <w:b/>
+          <w:color w:val="1F4E79"/>
+          <w:sz w:val="24"/>
+        </w:rPr>
+        <w:t>T CHO 3</w:t>
       </w:r>
     </w:p>
     <w:tbl>
@@ -36,7 +138,6 @@
             </w:tcMar>
           </w:tcPr>
           <w:p>
-            <w:r/>
             <w:r>
               <w:rPr>
                 <w:b/>
@@ -44,9 +145,6 @@
               <w:t xml:space="preserve">Yêu cầu đề bài: </w:t>
             </w:r>
             <w:r>
-              <w:rPr>
-                <w:b w:val="0"/>
-              </w:rPr>
               <w:t>Viết chương trình yêu cầu nhập vào một số nguyên chia hết cho 3 n từ bàn phím (kiểu int). Nếu người dùng nhập số không chia hết cho 3 thì phải yêu cầu nhập lại liên tục cho đến khi nhận được một số chia hết cho 3 thì dừng và in ra màn hình: DA NHAP SO CHIA HET CHO 3.</w:t>
             </w:r>
           </w:p>
@@ -68,7 +166,20 @@
           </w:tcPr>
           <w:p>
             <w:r>
-              <w:t>Ví dụ Test Case — Đầu vào (Input): 8 10 9  |  Đầu ra (Output): DA NHAP SO CHIA HET CHO 3</w:t>
+              <w:rPr>
+                <w:b/>
+                <w:bCs/>
+              </w:rPr>
+              <w:t>Ví dụ Test Case</w:t>
+            </w:r>
+            <w:r>
+              <w:t xml:space="preserve"> — </w:t>
+            </w:r>
+            <w:r>
+              <w:rPr>
+                <w:color w:val="006600"/>
+              </w:rPr>
+              <w:t>Đầu vào (Input): 8 10 9  |  Đầu ra (Output): DA NHAP SO CHIA HET CHO 3</w:t>
             </w:r>
           </w:p>
         </w:tc>

--- a/public/data/DE_KTGK/12.docx
+++ b/public/data/DE_KTGK/12.docx
@@ -170,16 +170,13 @@
                 <w:b/>
                 <w:bCs/>
               </w:rPr>
-              <w:t>Ví dụ Test Case</w:t>
+              <w:t>Ví dụ Test Case — Đầu vào (Input): 8 10 9  |  Đầu ra (Output): DA NHAP SO CHIA HET CHO 3 và 9</w:t>
             </w:r>
-            <w:r>
-              <w:t xml:space="preserve"> — </w:t>
-            </w:r>
+            <w:r/>
             <w:r>
               <w:rPr>
                 <w:color w:val="006600"/>
               </w:rPr>
-              <w:t>Đầu vào (Input): 8 10 9  |  Đầu ra (Output): DA NHAP SO CHIA HET CHO 3</w:t>
             </w:r>
           </w:p>
         </w:tc>

--- a/public/data/DE_KTGK/12.docx
+++ b/public/data/DE_KTGK/12.docx
@@ -166,17 +166,7 @@
           </w:tcPr>
           <w:p>
             <w:r>
-              <w:rPr>
-                <w:b/>
-                <w:bCs/>
-              </w:rPr>
-              <w:t>Ví dụ Test Case — Đầu vào (Input): 8 10 9  |  Đầu ra (Output): DA NHAP SO CHIA HET CHO 3 và 9</w:t>
-            </w:r>
-            <w:r/>
-            <w:r>
-              <w:rPr>
-                <w:color w:val="006600"/>
-              </w:rPr>
+              <w:t>Ví dụ Test Case — Đầu vào (Input): 8 10 -7 9  |  Đầu ra (Output): DA NHAP SO CHIA HET CHO 3 và 9</w:t>
             </w:r>
           </w:p>
         </w:tc>
